--- a/human/tasks/X-03/summary.docx
+++ b/human/tasks/X-03/summary.docx
@@ -161,7 +161,7 @@
     </w:p>
     <w:p>
       <w:r>
-        <w:t>X-02提供模型与支持报告，E-05/U12-08真实冻结，X-01分配、G-05资格；U-08供同一scene_native构建，U-01只维护渲染镜像，TD不选天气或装模型。</w:t>
+        <w:t>X-02提供模型与支持报告，E-05真实冻结，X-01分配、G-05资格；U-08供同一scene_native构建，U-01只维护渲染镜像，TD不选天气或装模型。</w:t>
       </w:r>
     </w:p>
     <w:p>

--- a/human/tasks/X-03/summary.docx
+++ b/human/tasks/X-03/summary.docx
@@ -143,7 +143,7 @@
     </w:p>
     <w:p>
       <w:r>
-        <w:t>根目录旧业务仍需全包后实际迁移，当前共享文件改说明不等于根迁移完成；冻结快照、状态和历史签名保持。</w:t>
+        <w:t>根目录19/19项已迁入human/agent，当前读取和运行入口已验证，业务签收不变；冻结快照、状态和历史签名保持。</w:t>
       </w:r>
     </w:p>
     <w:p>
@@ -202,7 +202,12 @@
     </w:p>
     <w:p>
       <w:r>
-        <w:t>累计40/71、剩余31，下一Z-01。加载器、动态合同/状态、策略重放、只读证据、同构建与真链均缺，WAIT_DEP不变，整体目录收拢继续。</w:t>
+        <w:t>规范化71/71包、根目录迁移19/19项完成；每包Word由Agent源生成。</w:t>
+      </w:r>
+    </w:p>
+    <w:p>
+      <w:r>
+        <w:t>业务状态WAIT_DEP，原签收与未交付项不变；后续按注册表和实际依赖推进。</w:t>
       </w:r>
     </w:p>
     <w:p>
